--- a/fuentes/CFA2_13340008_DU.docx
+++ b/fuentes/CFA2_13340008_DU.docx
@@ -4404,7 +4404,21 @@
         <w:rPr>
           <w:lang w:val="es-419" w:eastAsia="es-CO"/>
         </w:rPr>
-        <w:t>Ejemplo: un crédito de $10.000.000 que migra de categoría A a categoría C incrementa la provisión requerida del 1 % al 20 %, lo que representa un cargo adicional de $1.900.000 al gasto del período. Si 200 créditos similares migran en el mismo período, el impacto total sobre las utilidades supera los $380.000.000.</w:t>
+        <w:t xml:space="preserve">Ejemplo: un crédito de $10.000.000 que migra de categoría A </w:t>
+      </w:r>
+      <w:proofErr w:type="spellStart"/>
+      <w:r>
+        <w:rPr>
+          <w:lang w:val="es-419" w:eastAsia="es-CO"/>
+        </w:rPr>
+        <w:t>a</w:t>
+      </w:r>
+      <w:proofErr w:type="spellEnd"/>
+      <w:r>
+        <w:rPr>
+          <w:lang w:val="es-419" w:eastAsia="es-CO"/>
+        </w:rPr>
+        <w:t xml:space="preserve"> categoría C incrementa la provisión requerida del 1 % al 20 %, lo que representa un cargo adicional de $1.900.000 al gasto del período. Si 200 créditos similares migran en el mismo período, el impacto total sobre las utilidades supera los $380.000.000.</w:t>
       </w:r>
     </w:p>
     <w:p>
@@ -6068,20 +6082,44 @@
         <w:rPr>
           <w:lang w:val="es-419" w:eastAsia="es-CO"/>
         </w:rPr>
-        <w:t>La tasa de interés es el precio del dinero prestado, la remuneración que el deudor paga a la entidad financiera por el uso temporal de los recursos que esta le ha entregado. En el sistema financiero colombiano, las tasas de interés están sujetas a límites legales cuyo incumplimiento constituye el delito de usura, tipificado en el Código Penal colombiano.</w:t>
-      </w:r>
-    </w:p>
-    <w:p>
-      <w:pPr>
-        <w:rPr>
-          <w:lang w:val="es-419" w:eastAsia="es-CO"/>
-        </w:rPr>
-      </w:pPr>
-      <w:r>
-        <w:rPr>
-          <w:lang w:val="es-419" w:eastAsia="es-CO"/>
-        </w:rPr>
-        <w:t>Asimismo, para el gestor de cartera el conocimiento de las tasas de interés no es solo un asunto de comprensión técnica, es una obligación normativa. Al gestionar el cobro de una obligación, el gestor debe verificar que los intereses de mora cobrados al deudor se encuentren dentro de los límites legales vigentes, porque el cobro de intereses por encima de la tasa de usura expone a la entidad a sanciones graves y al deudor a derechos de reclamación.</w:t>
+        <w:t>La tasa de interés es el precio del dinero prestado, la remuneración que el deudor paga a la entidad financiera por el uso temporal de los recursos que esta le ha entregado. En el sistema financiero colombiano, las tasas de interés están sujetas a límites legales</w:t>
+      </w:r>
+      <w:r>
+        <w:rPr>
+          <w:lang w:val="es-419" w:eastAsia="es-CO"/>
+        </w:rPr>
+        <w:t>,</w:t>
+      </w:r>
+      <w:r>
+        <w:rPr>
+          <w:lang w:val="es-419" w:eastAsia="es-CO"/>
+        </w:rPr>
+        <w:t xml:space="preserve"> cuyo incumplimiento constituye el delito de usura, tipificado en el Código Penal colombiano.</w:t>
+      </w:r>
+    </w:p>
+    <w:p>
+      <w:pPr>
+        <w:rPr>
+          <w:lang w:val="es-419" w:eastAsia="es-CO"/>
+        </w:rPr>
+      </w:pPr>
+      <w:r>
+        <w:rPr>
+          <w:lang w:val="es-419" w:eastAsia="es-CO"/>
+        </w:rPr>
+        <w:t>Asimismo, para el gestor de cartera</w:t>
+      </w:r>
+      <w:r>
+        <w:rPr>
+          <w:lang w:val="es-419" w:eastAsia="es-CO"/>
+        </w:rPr>
+        <w:t>,</w:t>
+      </w:r>
+      <w:r>
+        <w:rPr>
+          <w:lang w:val="es-419" w:eastAsia="es-CO"/>
+        </w:rPr>
+        <w:t xml:space="preserve"> el conocimiento de las tasas de interés no es solo un asunto de comprensión técnica, es una obligación normativa. Al gestionar el cobro de una obligación, el gestor debe verificar que los intereses de mora cobrados al deudor se encuentren dentro de los límites legales vigentes, porque el cobro de intereses por encima de la tasa de usura expone a la entidad a sanciones graves y al deudor a derechos de reclamación.</w:t>
       </w:r>
     </w:p>
     <w:p>
@@ -7311,7 +7349,21 @@
         <w:rPr>
           <w:lang w:val="es-419" w:eastAsia="es-CO"/>
         </w:rPr>
-        <w:t xml:space="preserve"> establece las cinco categorías de calificación (A a E) con sus respectivos criterios de días de mora, perfil del deudor y perspectivas de recuperación, así como los porcentajes de provisión individual requeridos para cada categoría.</w:t>
+        <w:t xml:space="preserve"> establece las cinco categorías de calificación (A </w:t>
+      </w:r>
+      <w:proofErr w:type="spellStart"/>
+      <w:r>
+        <w:rPr>
+          <w:lang w:val="es-419" w:eastAsia="es-CO"/>
+        </w:rPr>
+        <w:t>a</w:t>
+      </w:r>
+      <w:proofErr w:type="spellEnd"/>
+      <w:r>
+        <w:rPr>
+          <w:lang w:val="es-419" w:eastAsia="es-CO"/>
+        </w:rPr>
+        <w:t xml:space="preserve"> E) con sus respectivos criterios de días de mora, perfil del deudor y perspectivas de recuperación, así como los porcentajes de provisión individual requeridos para cada categoría.</w:t>
       </w:r>
     </w:p>
     <w:p>
@@ -8155,7 +8207,19 @@
         <w:rPr>
           <w:lang w:val="es-419" w:eastAsia="es-CO"/>
         </w:rPr>
-        <w:t>El marco legal colombiano protege al consumidor financiero durante el proceso de cobranza no como un obstáculo a la recuperación, sino como una garantía de que esta se realice con legalidad y respeto. Una gestión de cartera que cumple estas normas no solo protege al deudor: también protege a la entidad de reclamaciones, sanciones y daños reputacionales.</w:t>
+        <w:t>El marco legal colombiano protege al consumidor financiero durante el proceso de cobranza</w:t>
+      </w:r>
+      <w:r>
+        <w:rPr>
+          <w:lang w:val="es-419" w:eastAsia="es-CO"/>
+        </w:rPr>
+        <w:t>,</w:t>
+      </w:r>
+      <w:r>
+        <w:rPr>
+          <w:lang w:val="es-419" w:eastAsia="es-CO"/>
+        </w:rPr>
+        <w:t xml:space="preserve"> no como un obstáculo a la recuperación, sino como una garantía de que esta se realice con legalidad y respeto. Una gestión de cartera que cumple estas normas no solo protege al deudor: también protege a la entidad de reclamaciones, sanciones y daños reputacionales.</w:t>
       </w:r>
     </w:p>
     <w:p>
@@ -8259,7 +8323,15 @@
           </w:p>
           <w:p>
             <w:r>
-              <w:t xml:space="preserve">Mujer: por eso en cartera un detalle mal registrado tiene consecuencias reales. La Circular Básica Contable y Financiera define cinco categorías de riesgo. De la A a la E. </w:t>
+              <w:t xml:space="preserve">Mujer: por eso en cartera un detalle mal registrado tiene consecuencias reales. La Circular Básica Contable y Financiera define cinco categorías de riesgo. De la A </w:t>
+            </w:r>
+            <w:proofErr w:type="spellStart"/>
+            <w:r>
+              <w:t>a</w:t>
+            </w:r>
+            <w:proofErr w:type="spellEnd"/>
+            <w:r>
+              <w:t xml:space="preserve"> la E. </w:t>
             </w:r>
           </w:p>
           <w:p>
@@ -8552,7 +8624,21 @@
         <w:rPr>
           <w:lang w:val="es-419" w:eastAsia="es-CO"/>
         </w:rPr>
-        <w:t xml:space="preserve"> Asobancaria y Asomicrofinanzas, que representan los intereses del sector y producen información estadística de referencia para la gestión.</w:t>
+        <w:t xml:space="preserve"> Asobancaria y </w:t>
+      </w:r>
+      <w:proofErr w:type="spellStart"/>
+      <w:r>
+        <w:rPr>
+          <w:lang w:val="es-419" w:eastAsia="es-CO"/>
+        </w:rPr>
+        <w:t>Asomicrofinanzas</w:t>
+      </w:r>
+      <w:proofErr w:type="spellEnd"/>
+      <w:r>
+        <w:rPr>
+          <w:lang w:val="es-419" w:eastAsia="es-CO"/>
+        </w:rPr>
+        <w:t>, que representan los intereses del sector y producen información estadística de referencia para la gestión.</w:t>
       </w:r>
     </w:p>
     <w:p>
@@ -8943,7 +9029,19 @@
         <w:rPr>
           <w:lang w:val="es-419" w:eastAsia="es-CO"/>
         </w:rPr>
-        <w:t xml:space="preserve"> cuando el Banco eleva su tasa para controlar la inflación, el costo del crédito sube. Esto puede dificultar el cumplimiento de los deudores que tienen créditos a tasa variable, incrementar la demanda de reestructuraciones y aumentar la presión sobre la cartera de las entidades.</w:t>
+        <w:t xml:space="preserve"> cuando el </w:t>
+      </w:r>
+      <w:r>
+        <w:rPr>
+          <w:lang w:val="es-419" w:eastAsia="es-CO"/>
+        </w:rPr>
+        <w:t>b</w:t>
+      </w:r>
+      <w:r>
+        <w:rPr>
+          <w:lang w:val="es-419" w:eastAsia="es-CO"/>
+        </w:rPr>
+        <w:t>anco eleva su tasa para controlar la inflación, el costo del crédito sube. Esto puede dificultar el cumplimiento de los deudores que tienen créditos a tasa variable, incrementar la demanda de reestructuraciones y aumentar la presión sobre la cartera de las entidades.</w:t>
       </w:r>
     </w:p>
     <w:p>
@@ -8969,7 +9067,19 @@
         <w:rPr>
           <w:lang w:val="es-419" w:eastAsia="es-CO"/>
         </w:rPr>
-        <w:t xml:space="preserve"> cuando el Banco baja su tasa para estimular la economía, el costo del crédito disminuye. Esto facilita el cumplimiento de los deudores con tasas variables y puede generar un ambiente más favorable para la recuperación de obligaciones reestructuradas.</w:t>
+        <w:t xml:space="preserve"> cuando el </w:t>
+      </w:r>
+      <w:r>
+        <w:rPr>
+          <w:lang w:val="es-419" w:eastAsia="es-CO"/>
+        </w:rPr>
+        <w:t>b</w:t>
+      </w:r>
+      <w:r>
+        <w:rPr>
+          <w:lang w:val="es-419" w:eastAsia="es-CO"/>
+        </w:rPr>
+        <w:t>anco baja su tasa para estimular la economía, el costo del crédito disminuye. Esto facilita el cumplimiento de los deudores con tasas variables y puede generar un ambiente más favorable para la recuperación de obligaciones reestructuradas.</w:t>
       </w:r>
     </w:p>
     <w:p>
@@ -8996,7 +9106,19 @@
         <w:rPr>
           <w:lang w:val="es-419" w:eastAsia="es-CO"/>
         </w:rPr>
-        <w:t xml:space="preserve"> el Banco publica trimestralmente su Informe de Política Monetaria, que incluye proyecciones sobre inflación, crecimiento económico y estabilidad financiera. Esta información es útil para el gestor al proyectar el comportamiento de la cartera en el mediano plazo.</w:t>
+        <w:t xml:space="preserve"> el </w:t>
+      </w:r>
+      <w:r>
+        <w:rPr>
+          <w:lang w:val="es-419" w:eastAsia="es-CO"/>
+        </w:rPr>
+        <w:t>b</w:t>
+      </w:r>
+      <w:r>
+        <w:rPr>
+          <w:lang w:val="es-419" w:eastAsia="es-CO"/>
+        </w:rPr>
+        <w:t>anco publica trimestralmente su Informe de Política Monetaria, que incluye proyecciones sobre inflación, crecimiento económico y estabilidad financiera. Esta información es útil para el gestor al proyectar el comportamiento de la cartera en el mediano plazo.</w:t>
       </w:r>
     </w:p>
     <w:p>
@@ -9521,9 +9643,14 @@
       </w:pPr>
       <w:bookmarkStart w:id="24" w:name="_Toc232493848"/>
       <w:r>
-        <w:t>Gremios del sector: Asobancaria y Asomicrofinanzas</w:t>
+        <w:t xml:space="preserve">Gremios del sector: Asobancaria y </w:t>
+      </w:r>
+      <w:proofErr w:type="spellStart"/>
+      <w:r>
+        <w:t>Asomicrofinanzas</w:t>
       </w:r>
       <w:bookmarkEnd w:id="24"/>
+      <w:proofErr w:type="spellEnd"/>
     </w:p>
     <w:p>
       <w:pPr>
@@ -9660,7 +9787,21 @@
         <w:rPr>
           <w:lang w:val="es-419" w:eastAsia="es-CO"/>
         </w:rPr>
-        <w:t>Entre los gremios más relevantes para la gestión de cartera se encuentran Asobancaria y Asomicrofinanzas. El primero reúne principalmente a entidades bancarias y financieras; el segundo agrupa actores vinculados con el microcrédito y la inclusión financiera. Sus estudios, estadísticas y publicaciones permiten comprender mejor el comportamiento del sector y apoyar la gestión técnica de la cartera.</w:t>
+        <w:t xml:space="preserve">Entre los gremios más relevantes para la gestión de cartera se encuentran Asobancaria y </w:t>
+      </w:r>
+      <w:proofErr w:type="spellStart"/>
+      <w:r>
+        <w:rPr>
+          <w:lang w:val="es-419" w:eastAsia="es-CO"/>
+        </w:rPr>
+        <w:t>Asomicrofinanzas</w:t>
+      </w:r>
+      <w:proofErr w:type="spellEnd"/>
+      <w:r>
+        <w:rPr>
+          <w:lang w:val="es-419" w:eastAsia="es-CO"/>
+        </w:rPr>
+        <w:t>. El primero reúne principalmente a entidades bancarias y financieras; el segundo agrupa actores vinculados con el microcrédito y la inclusión financiera. Sus estudios, estadísticas y publicaciones permiten comprender mejor el comportamiento del sector y apoyar la gestión técnica de la cartera.</w:t>
       </w:r>
     </w:p>
     <w:p>
@@ -9714,19 +9855,43 @@
           <w:lang w:val="es-419" w:eastAsia="es-CO"/>
         </w:rPr>
       </w:pPr>
+      <w:proofErr w:type="spellStart"/>
       <w:r>
         <w:rPr>
           <w:b/>
           <w:bCs/>
           <w:lang w:val="es-419" w:eastAsia="es-CO"/>
         </w:rPr>
-        <w:t>Asomicrofinanzas:</w:t>
-      </w:r>
-      <w:r>
-        <w:rPr>
-          <w:lang w:val="es-419" w:eastAsia="es-CO"/>
-        </w:rPr>
-        <w:t xml:space="preserve"> la Asociación Colombiana de Instituciones Microfinancieras reúne actores vinculados con el microcrédito y la inclusión financiera. Sus publicaciones, cifras y espacios sectoriales permiten conocer tendencias del segmento microfinanciero, condiciones de los deudores, educación financiera y dinámicas propias del crédito dirigido a pequeños negocios o unidades productivas. Para el gestor que administra cartera de microcrédito, esta información apoya el análisis del riesgo y la definición de estrategias de recuperación.</w:t>
+        <w:t>Asomicrofinanzas</w:t>
+      </w:r>
+      <w:proofErr w:type="spellEnd"/>
+      <w:r>
+        <w:rPr>
+          <w:b/>
+          <w:bCs/>
+          <w:lang w:val="es-419" w:eastAsia="es-CO"/>
+        </w:rPr>
+        <w:t>:</w:t>
+      </w:r>
+      <w:r>
+        <w:rPr>
+          <w:lang w:val="es-419" w:eastAsia="es-CO"/>
+        </w:rPr>
+        <w:t xml:space="preserve"> la Asociación Colombiana de Instituciones Microfinancieras reúne actores vinculados con el microcrédito y la inclusión financiera. Sus publicaciones, cifras y espacios sectoriales permiten conocer tendencias del segmento </w:t>
+      </w:r>
+      <w:proofErr w:type="spellStart"/>
+      <w:r>
+        <w:rPr>
+          <w:lang w:val="es-419" w:eastAsia="es-CO"/>
+        </w:rPr>
+        <w:t>microfinanciero</w:t>
+      </w:r>
+      <w:proofErr w:type="spellEnd"/>
+      <w:r>
+        <w:rPr>
+          <w:lang w:val="es-419" w:eastAsia="es-CO"/>
+        </w:rPr>
+        <w:t>, condiciones de los deudores, educación financiera y dinámicas propias del crédito dirigido a pequeños negocios o unidades productivas. Para el gestor que administra cartera de microcrédito, esta información apoya el análisis del riesgo y la definición de estrategias de recuperación.</w:t>
       </w:r>
     </w:p>
     <w:p>
@@ -12774,7 +12939,19 @@
         <w:rPr>
           <w:lang w:val="es-419" w:eastAsia="es-CO"/>
         </w:rPr>
-        <w:t>La señora María Isabel Guerrero interpuso una queja ante la Defensoría del Consumidor Financiero del Banco Regional del Café, alegando que la entidad le cobró intereses de mora por $1.850.000 en su crédito de consumo, cuando según sus cálculos el valor correcto no debería superar los $920.000 Para facilitar el análisis de la queja, en la siguiente tabla se presentan los datos clave del crédito y los valores en discusión.</w:t>
+        <w:t>La señora María Isabel Guerrero interpuso una queja ante la Defensoría del Consumidor Financiero del Banco Regional del Café, alegando que la entidad le cobró intereses de mora por $1.850.000 en su crédito de consumo, cuando según sus cálculos el valor correcto no debería superar los $920.000</w:t>
+      </w:r>
+      <w:r>
+        <w:rPr>
+          <w:lang w:val="es-419" w:eastAsia="es-CO"/>
+        </w:rPr>
+        <w:t>.</w:t>
+      </w:r>
+      <w:r>
+        <w:rPr>
+          <w:lang w:val="es-419" w:eastAsia="es-CO"/>
+        </w:rPr>
+        <w:t xml:space="preserve"> Para facilitar el análisis de la queja, en la siguiente tabla se presentan los datos clave del crédito y los valores en discusión.</w:t>
       </w:r>
     </w:p>
     <w:p>
@@ -13199,7 +13376,6 @@
     <w:p>
       <w:pPr>
         <w:pStyle w:val="Titulosgenerales"/>
-        <w:ind w:left="-360"/>
         <w:rPr>
           <w:u w:val="single"/>
         </w:rPr>
@@ -13510,7 +13686,15 @@
     </w:p>
     <w:p>
       <w:r>
-        <w:t>Gitman, L. J., &amp; Zutter, C. J. (2016). Principios de administración financiera (14.ª ed.). Pearson Educación.</w:t>
+        <w:t xml:space="preserve">Gitman, L. J., &amp; </w:t>
+      </w:r>
+      <w:proofErr w:type="spellStart"/>
+      <w:r>
+        <w:t>Zutter</w:t>
+      </w:r>
+      <w:proofErr w:type="spellEnd"/>
+      <w:r>
+        <w:t>, C. J. (2016). Principios de administración financiera (14.ª ed.). Pearson Educación.</w:t>
       </w:r>
     </w:p>
     <w:p>
@@ -13662,7 +13846,15 @@
               <w:pStyle w:val="TextoTablas"/>
             </w:pPr>
             <w:r>
-              <w:t>Diana Rocío Possos Beltrán</w:t>
+              <w:t xml:space="preserve">Diana Rocío </w:t>
+            </w:r>
+            <w:proofErr w:type="spellStart"/>
+            <w:r>
+              <w:t>Possos</w:t>
+            </w:r>
+            <w:proofErr w:type="spellEnd"/>
+            <w:r>
+              <w:t xml:space="preserve"> Beltrán</w:t>
             </w:r>
           </w:p>
         </w:tc>
@@ -13750,7 +13942,15 @@
               <w:pStyle w:val="TextoTablas"/>
             </w:pPr>
             <w:r>
-              <w:t>Gloria Lida Alzate Suárez</w:t>
+              <w:t xml:space="preserve">Gloria Lida </w:t>
+            </w:r>
+            <w:proofErr w:type="spellStart"/>
+            <w:r>
+              <w:t>Alzate</w:t>
+            </w:r>
+            <w:proofErr w:type="spellEnd"/>
+            <w:r>
+              <w:t xml:space="preserve"> Suárez</w:t>
             </w:r>
           </w:p>
         </w:tc>
@@ -13841,7 +14041,15 @@
               <w:pStyle w:val="TextoTablas"/>
             </w:pPr>
             <w:r>
-              <w:t>Manuel Felipe Echavarria Orozco</w:t>
+              <w:t xml:space="preserve">Manuel Felipe </w:t>
+            </w:r>
+            <w:proofErr w:type="spellStart"/>
+            <w:r>
+              <w:t>Echavarria</w:t>
+            </w:r>
+            <w:proofErr w:type="spellEnd"/>
+            <w:r>
+              <w:t xml:space="preserve"> Orozco</w:t>
             </w:r>
           </w:p>
         </w:tc>
@@ -13898,8 +14106,13 @@
               <w:pStyle w:val="TextoTablas"/>
             </w:pPr>
             <w:r>
-              <w:t>Gilberto Junior Rodríguez Rodríguez</w:t>
-            </w:r>
+              <w:t xml:space="preserve">Gilberto Junior Rodríguez </w:t>
+            </w:r>
+            <w:proofErr w:type="spellStart"/>
+            <w:r>
+              <w:t>Rodríguez</w:t>
+            </w:r>
+            <w:proofErr w:type="spellEnd"/>
           </w:p>
         </w:tc>
         <w:tc>
@@ -19947,6 +20160,17 @@
 </file>
 
 <file path=customXml/item1.xml><?xml version="1.0" encoding="utf-8"?>
+<p:properties xmlns:p="http://schemas.microsoft.com/office/2006/metadata/properties" xmlns:xsi="http://www.w3.org/2001/XMLSchema-instance" xmlns:pc="http://schemas.microsoft.com/office/infopath/2007/PartnerControls">
+  <documentManagement>
+    <TaxCatchAll xmlns="13c90a0b-73bc-4dc0-be5f-28d77b615beb" xsi:nil="true"/>
+    <lcf76f155ced4ddcb4097134ff3c332f xmlns="13c93bba-48ce-428c-bfe5-88b42c19b028">
+      <Terms xmlns="http://schemas.microsoft.com/office/infopath/2007/PartnerControls"/>
+    </lcf76f155ced4ddcb4097134ff3c332f>
+  </documentManagement>
+</p:properties>
+</file>
+
+<file path=customXml/item2.xml><?xml version="1.0" encoding="utf-8"?>
 <ct:contentTypeSchema xmlns:ct="http://schemas.microsoft.com/office/2006/metadata/contentType" xmlns:ma="http://schemas.microsoft.com/office/2006/metadata/properties/metaAttributes" ct:_="" ma:_="" ma:contentTypeName="Documento" ma:contentTypeID="0x0101006A81D6BD42E8DF4C91013959704817E1" ma:contentTypeVersion="15" ma:contentTypeDescription="Crear nuevo documento." ma:contentTypeScope="" ma:versionID="bf4f72ffd194f0963ff564daca6869f7">
   <xsd:schema xmlns:xsd="http://www.w3.org/2001/XMLSchema" xmlns:xs="http://www.w3.org/2001/XMLSchema" xmlns:p="http://schemas.microsoft.com/office/2006/metadata/properties" xmlns:ns2="13c90a0b-73bc-4dc0-be5f-28d77b615beb" xmlns:ns3="13c93bba-48ce-428c-bfe5-88b42c19b028" targetNamespace="http://schemas.microsoft.com/office/2006/metadata/properties" ma:root="true" ma:fieldsID="8718d6f4873a5b1392a45044efa78385" ns2:_="" ns3:_="">
     <xsd:import namespace="13c90a0b-73bc-4dc0-be5f-28d77b615beb"/>
@@ -20181,18 +20405,11 @@
 </ct:contentTypeSchema>
 </file>
 
-<file path=customXml/item2.xml><?xml version="1.0" encoding="utf-8"?>
-<p:properties xmlns:p="http://schemas.microsoft.com/office/2006/metadata/properties" xmlns:xsi="http://www.w3.org/2001/XMLSchema-instance" xmlns:pc="http://schemas.microsoft.com/office/infopath/2007/PartnerControls">
-  <documentManagement>
-    <TaxCatchAll xmlns="13c90a0b-73bc-4dc0-be5f-28d77b615beb" xsi:nil="true"/>
-    <lcf76f155ced4ddcb4097134ff3c332f xmlns="13c93bba-48ce-428c-bfe5-88b42c19b028">
-      <Terms xmlns="http://schemas.microsoft.com/office/infopath/2007/PartnerControls"/>
-    </lcf76f155ced4ddcb4097134ff3c332f>
-  </documentManagement>
-</p:properties>
+<file path=customXml/item3.xml><?xml version="1.0" encoding="utf-8"?>
+<b:Sources xmlns:b="http://schemas.openxmlformats.org/officeDocument/2006/bibliography" xmlns="http://schemas.openxmlformats.org/officeDocument/2006/bibliography" SelectedStyle="\APASixthEditionOfficeOnline.xsl" StyleName="APA" Version="6"/>
 </file>
 
-<file path=customXml/item3.xml><?xml version="1.0" encoding="utf-8"?>
+<file path=customXml/item4.xml><?xml version="1.0" encoding="utf-8"?>
 <?mso-contentType ?>
 <FormTemplates xmlns="http://schemas.microsoft.com/sharepoint/v3/contenttype/forms">
   <Display>DocumentLibraryForm</Display>
@@ -20201,11 +20418,18 @@
 </FormTemplates>
 </file>
 
-<file path=customXml/item4.xml><?xml version="1.0" encoding="utf-8"?>
-<b:Sources xmlns:b="http://schemas.openxmlformats.org/officeDocument/2006/bibliography" xmlns="http://schemas.openxmlformats.org/officeDocument/2006/bibliography" SelectedStyle="\APASixthEditionOfficeOnline.xsl" StyleName="APA" Version="6"/>
+<file path=customXml/itemProps1.xml><?xml version="1.0" encoding="utf-8"?>
+<ds:datastoreItem xmlns:ds="http://schemas.openxmlformats.org/officeDocument/2006/customXml" ds:itemID="{1279454D-02BE-4A9C-A117-DCD1573E2608}">
+  <ds:schemaRefs>
+    <ds:schemaRef ds:uri="http://schemas.microsoft.com/office/2006/metadata/properties"/>
+    <ds:schemaRef ds:uri="http://schemas.microsoft.com/office/infopath/2007/PartnerControls"/>
+    <ds:schemaRef ds:uri="13c90a0b-73bc-4dc0-be5f-28d77b615beb"/>
+    <ds:schemaRef ds:uri="13c93bba-48ce-428c-bfe5-88b42c19b028"/>
+  </ds:schemaRefs>
+</ds:datastoreItem>
 </file>
 
-<file path=customXml/itemProps1.xml><?xml version="1.0" encoding="utf-8"?>
+<file path=customXml/itemProps2.xml><?xml version="1.0" encoding="utf-8"?>
 <ds:datastoreItem xmlns:ds="http://schemas.openxmlformats.org/officeDocument/2006/customXml" ds:itemID="{59065960-E0CA-4804-83B5-320CBCDCC160}">
   <ds:schemaRefs>
     <ds:schemaRef ds:uri="http://schemas.microsoft.com/office/2006/metadata/contentType"/>
@@ -20224,29 +20448,18 @@
 </ds:datastoreItem>
 </file>
 
-<file path=customXml/itemProps2.xml><?xml version="1.0" encoding="utf-8"?>
-<ds:datastoreItem xmlns:ds="http://schemas.openxmlformats.org/officeDocument/2006/customXml" ds:itemID="{1279454D-02BE-4A9C-A117-DCD1573E2608}">
+<file path=customXml/itemProps3.xml><?xml version="1.0" encoding="utf-8"?>
+<ds:datastoreItem xmlns:ds="http://schemas.openxmlformats.org/officeDocument/2006/customXml" ds:itemID="{EAE431FD-7059-4C09-804B-C9D69EB7B213}">
   <ds:schemaRefs>
-    <ds:schemaRef ds:uri="http://schemas.microsoft.com/office/2006/metadata/properties"/>
-    <ds:schemaRef ds:uri="http://schemas.microsoft.com/office/infopath/2007/PartnerControls"/>
-    <ds:schemaRef ds:uri="13c90a0b-73bc-4dc0-be5f-28d77b615beb"/>
-    <ds:schemaRef ds:uri="13c93bba-48ce-428c-bfe5-88b42c19b028"/>
+    <ds:schemaRef ds:uri="http://schemas.openxmlformats.org/officeDocument/2006/bibliography"/>
   </ds:schemaRefs>
 </ds:datastoreItem>
 </file>
 
-<file path=customXml/itemProps3.xml><?xml version="1.0" encoding="utf-8"?>
+<file path=customXml/itemProps4.xml><?xml version="1.0" encoding="utf-8"?>
 <ds:datastoreItem xmlns:ds="http://schemas.openxmlformats.org/officeDocument/2006/customXml" ds:itemID="{10663269-2064-4804-8290-36D4A57F5557}">
   <ds:schemaRefs>
     <ds:schemaRef ds:uri="http://schemas.microsoft.com/sharepoint/v3/contenttype/forms"/>
   </ds:schemaRefs>
 </ds:datastoreItem>
-</file>
-
-<file path=customXml/itemProps4.xml><?xml version="1.0" encoding="utf-8"?>
-<ds:datastoreItem xmlns:ds="http://schemas.openxmlformats.org/officeDocument/2006/customXml" ds:itemID="{EAE431FD-7059-4C09-804B-C9D69EB7B213}">
-  <ds:schemaRefs>
-    <ds:schemaRef ds:uri="http://schemas.openxmlformats.org/officeDocument/2006/bibliography"/>
-  </ds:schemaRefs>
-</ds:datastoreItem>
 </file>